--- a/applications/STRONG/ARI-HETRA - Sales Operations Analytics Lead - 2026-08-27/cover_letter.docx
+++ b/applications/STRONG/ARI-HETRA - Sales Operations Analytics Lead - 2026-08-27/cover_letter.docx
@@ -226,7 +226,7 @@
           <w:color w:val="09152A"/>
           <w:sz w:val="22"/>
         </w:rPr>
-        <w:t>In my current freelance practice, I am building sales operations infrastructure for clients including callcathai.online, primelayertrades.com, and hereraspreadsheets.com — architecting CRM workflows, designing competitive leaderboards and pipeline health metrics to drive data hygiene accountability, and delivering recurring executive dashboards that give sales leadership real visibility into what is working and what is not.</w:t>
+        <w:t>In my current freelance practice, I am building sales operations infrastructure for clients including callcatchai.online, primelayertrades.com, and hereraspreadsheets.com — architecting CRM workflows, designing competitive leaderboards and pipeline health metrics to drive data hygiene accountability, and delivering recurring executive dashboards that give sales leadership real visibility into what is working and what is not.</w:t>
       </w:r>
     </w:p>
     <w:p>
